--- a/Prac4_Answers.docx
+++ b/Prac4_Answers.docx
@@ -1,6 +1,6 @@
 
 <file path=word/document.xml><?xml version="1.0" encoding="utf-8"?>
-<w:document xmlns:wpc="http://schemas.microsoft.com/office/word/2010/wordprocessingCanvas" xmlns:cx="http://schemas.microsoft.com/office/drawing/2014/chartex" xmlns:cx1="http://schemas.microsoft.com/office/drawing/2015/9/8/chartex" xmlns:cx2="http://schemas.microsoft.com/office/drawing/2015/10/21/chartex" xmlns:cx3="http://schemas.microsoft.com/office/drawing/2016/5/9/chartex" xmlns:cx4="http://schemas.microsoft.com/office/drawing/2016/5/10/chartex" xmlns:cx5="http://schemas.microsoft.com/office/drawing/2016/5/11/chartex" xmlns:cx6="http://schemas.microsoft.com/office/drawing/2016/5/12/chartex" xmlns:cx7="http://schemas.microsoft.com/office/drawing/2016/5/13/chartex" xmlns:cx8="http://schemas.microsoft.com/office/drawing/2016/5/14/chartex" xmlns:mc="http://schemas.openxmlformats.org/markup-compatibility/2006" xmlns:m="http://schemas.openxmlformats.org/officeDocument/2006/math" xmlns:aink="http://schemas.microsoft.com/office/drawing/2016/ink" xmlns:am3d="http://schemas.microsoft.com/office/drawing/2017/model3d" xmlns:oel="http://schemas.microsoft.com/office/2019/extlst" xmlns:r="http://schemas.openxmlformats.org/officeDocument/2006/relationships" xmlns:wp14="http://schemas.microsoft.com/office/word/2010/wordprocessingDrawing" xmlns:wp="http://schemas.openxmlformats.org/drawingml/2006/wordprocessingDrawing" xmlns:wpg="http://schemas.microsoft.com/office/word/2010/wordprocessingGroup" xmlns:wpi="http://schemas.microsoft.com/office/word/2010/wordprocessingInk" xmlns:wps="http://schemas.microsoft.com/office/word/2010/wordprocessingShape" xmlns:o="urn:schemas-microsoft-com:office:office" xmlns:v="urn:schemas-microsoft-com:vml" xmlns:w10="urn:schemas-microsoft-com:office:word" xmlns:w="http://schemas.openxmlformats.org/wordprocessingml/2006/main" xmlns:w14="http://schemas.microsoft.com/office/word/2010/wordml" xmlns:w15="http://schemas.microsoft.com/office/word/2012/wordml" xmlns:w16cex="http://schemas.microsoft.com/office/word/2018/wordml/cex" xmlns:w16cid="http://schemas.microsoft.com/office/word/2016/wordml/cid" xmlns:w16="http://schemas.microsoft.com/office/word/2018/wordml" xmlns:w16sdtdh="http://schemas.microsoft.com/office/word/2020/wordml/sdtdatahash" xmlns:w16sdtfl="http://schemas.microsoft.com/office/word/2024/wordml/sdtformatlock" xmlns:w16se="http://schemas.microsoft.com/office/word/2015/wordml/symex" xmlns:w16du="http://schemas.microsoft.com/office/word/2023/wordml/word16du" xmlns:wne="http://schemas.microsoft.com/office/word/2006/wordml" mc:Ignorable="w14 w15 w16se w16cid w16 w16cex w16sdtdh w16sdtfl w16du wp14">
+<w:document xmlns:wpc="http://schemas.microsoft.com/office/word/2010/wordprocessingCanvas" xmlns:cx="http://schemas.microsoft.com/office/drawing/2014/chartex" xmlns:mc="http://schemas.openxmlformats.org/markup-compatibility/2006" xmlns:o="urn:schemas-microsoft-com:office:office" xmlns:r="http://schemas.openxmlformats.org/officeDocument/2006/relationships" xmlns:m="http://schemas.openxmlformats.org/officeDocument/2006/math" xmlns:v="urn:schemas-microsoft-com:vml" xmlns:wp14="http://schemas.microsoft.com/office/word/2010/wordprocessingDrawing" xmlns:wp="http://schemas.openxmlformats.org/drawingml/2006/wordprocessingDrawing" xmlns:w10="urn:schemas-microsoft-com:office:word" xmlns:w="http://schemas.openxmlformats.org/wordprocessingml/2006/main" xmlns:w14="http://schemas.microsoft.com/office/word/2010/wordml" xmlns:w15="http://schemas.microsoft.com/office/word/2012/wordml" xmlns:w16se="http://schemas.microsoft.com/office/word/2015/wordml/symex" xmlns:wpg="http://schemas.microsoft.com/office/word/2010/wordprocessingGroup" xmlns:wpi="http://schemas.microsoft.com/office/word/2010/wordprocessingInk" xmlns:wne="http://schemas.microsoft.com/office/word/2006/wordml" xmlns:wps="http://schemas.microsoft.com/office/word/2010/wordprocessingShape" mc:Ignorable="w14 w15 w16se wp14">
   <w:body>
     <w:p>
       <w:pPr>
@@ -22,7 +22,21 @@
           <w:lang w:val="en-US"/>
         </w:rPr>
         <w:br/>
-        <w:t>JA Rafudeen – u25011503</w:t>
+        <w:t xml:space="preserve">JA </w:t>
+      </w:r>
+      <w:proofErr w:type="spellStart"/>
+      <w:r>
+        <w:rPr>
+          <w:lang w:val="en-US"/>
+        </w:rPr>
+        <w:t>Rafudeen</w:t>
+      </w:r>
+      <w:proofErr w:type="spellEnd"/>
+      <w:r>
+        <w:rPr>
+          <w:lang w:val="en-US"/>
+        </w:rPr>
+        <w:t xml:space="preserve"> – u25011503</w:t>
       </w:r>
       <w:r>
         <w:rPr>
@@ -52,6 +66,14 @@
         <w:br/>
         <w:t>YH Smit –</w:t>
       </w:r>
+      <w:r>
+        <w:rPr>
+          <w:rStyle w:val="makestylesusernamecell-0-2-1234"/>
+        </w:rPr>
+        <w:t xml:space="preserve"> u25433726</w:t>
+      </w:r>
+      <w:bookmarkStart w:id="0" w:name="_GoBack"/>
+      <w:bookmarkEnd w:id="0"/>
     </w:p>
     <w:p>
       <w:pPr>
@@ -84,7 +106,7 @@
 </file>
 
 <file path=word/styles.xml><?xml version="1.0" encoding="utf-8"?>
-<w:styles xmlns:mc="http://schemas.openxmlformats.org/markup-compatibility/2006" xmlns:r="http://schemas.openxmlformats.org/officeDocument/2006/relationships" xmlns:w="http://schemas.openxmlformats.org/wordprocessingml/2006/main" xmlns:w14="http://schemas.microsoft.com/office/word/2010/wordml" xmlns:w15="http://schemas.microsoft.com/office/word/2012/wordml" xmlns:w16cex="http://schemas.microsoft.com/office/word/2018/wordml/cex" xmlns:w16cid="http://schemas.microsoft.com/office/word/2016/wordml/cid" xmlns:w16="http://schemas.microsoft.com/office/word/2018/wordml" xmlns:w16sdtdh="http://schemas.microsoft.com/office/word/2020/wordml/sdtdatahash" xmlns:w16sdtfl="http://schemas.microsoft.com/office/word/2024/wordml/sdtformatlock" xmlns:w16se="http://schemas.microsoft.com/office/word/2015/wordml/symex" xmlns:w16du="http://schemas.microsoft.com/office/word/2023/wordml/word16du" mc:Ignorable="w14 w15 w16se w16cid w16 w16cex w16sdtdh w16sdtfl w16du">
+<w:styles xmlns:mc="http://schemas.openxmlformats.org/markup-compatibility/2006" xmlns:r="http://schemas.openxmlformats.org/officeDocument/2006/relationships" xmlns:w="http://schemas.openxmlformats.org/wordprocessingml/2006/main" xmlns:w14="http://schemas.microsoft.com/office/word/2010/wordml" xmlns:w15="http://schemas.microsoft.com/office/word/2012/wordml" xmlns:w16se="http://schemas.microsoft.com/office/word/2015/wordml/symex" mc:Ignorable="w14 w15 w16se">
   <w:docDefaults>
     <w:rPrDefault>
       <w:rPr>
@@ -102,7 +124,7 @@
       </w:pPr>
     </w:pPrDefault>
   </w:docDefaults>
-  <w:latentStyles w:defLockedState="0" w:defUIPriority="99" w:defSemiHidden="0" w:defUnhideWhenUsed="0" w:defQFormat="0" w:count="376">
+  <w:latentStyles w:defLockedState="0" w:defUIPriority="99" w:defSemiHidden="0" w:defUnhideWhenUsed="0" w:defQFormat="0" w:count="371">
     <w:lsdException w:name="Normal" w:uiPriority="0" w:qFormat="1"/>
     <w:lsdException w:name="heading 1" w:uiPriority="9" w:qFormat="1"/>
     <w:lsdException w:name="heading 2" w:semiHidden="1" w:uiPriority="9" w:unhideWhenUsed="1" w:qFormat="1"/>
@@ -474,11 +496,6 @@
     <w:lsdException w:name="List Table 5 Dark Accent 6" w:uiPriority="50"/>
     <w:lsdException w:name="List Table 6 Colorful Accent 6" w:uiPriority="51"/>
     <w:lsdException w:name="List Table 7 Colorful Accent 6" w:uiPriority="52"/>
-    <w:lsdException w:name="Mention" w:semiHidden="1" w:unhideWhenUsed="1"/>
-    <w:lsdException w:name="Smart Hyperlink" w:semiHidden="1" w:unhideWhenUsed="1"/>
-    <w:lsdException w:name="Hashtag" w:semiHidden="1" w:unhideWhenUsed="1"/>
-    <w:lsdException w:name="Unresolved Mention" w:semiHidden="1" w:unhideWhenUsed="1"/>
-    <w:lsdException w:name="Smart Link" w:semiHidden="1" w:unhideWhenUsed="1"/>
   </w:latentStyles>
   <w:style w:type="paragraph" w:default="1" w:styleId="Normal">
     <w:name w:val="Normal"/>

--- a/Prac4_Answers.docx
+++ b/Prac4_Answers.docx
@@ -1,12 +1,14 @@
 
 <file path=word/document.xml><?xml version="1.0" encoding="utf-8"?>
-<w:document xmlns:wpc="http://schemas.microsoft.com/office/word/2010/wordprocessingCanvas" xmlns:cx="http://schemas.microsoft.com/office/drawing/2014/chartex" xmlns:mc="http://schemas.openxmlformats.org/markup-compatibility/2006" xmlns:o="urn:schemas-microsoft-com:office:office" xmlns:r="http://schemas.openxmlformats.org/officeDocument/2006/relationships" xmlns:m="http://schemas.openxmlformats.org/officeDocument/2006/math" xmlns:v="urn:schemas-microsoft-com:vml" xmlns:wp14="http://schemas.microsoft.com/office/word/2010/wordprocessingDrawing" xmlns:wp="http://schemas.openxmlformats.org/drawingml/2006/wordprocessingDrawing" xmlns:w10="urn:schemas-microsoft-com:office:word" xmlns:w="http://schemas.openxmlformats.org/wordprocessingml/2006/main" xmlns:w14="http://schemas.microsoft.com/office/word/2010/wordml" xmlns:w15="http://schemas.microsoft.com/office/word/2012/wordml" xmlns:w16se="http://schemas.microsoft.com/office/word/2015/wordml/symex" xmlns:wpg="http://schemas.microsoft.com/office/word/2010/wordprocessingGroup" xmlns:wpi="http://schemas.microsoft.com/office/word/2010/wordprocessingInk" xmlns:wne="http://schemas.microsoft.com/office/word/2006/wordml" xmlns:wps="http://schemas.microsoft.com/office/word/2010/wordprocessingShape" mc:Ignorable="w14 w15 w16se wp14">
+<w:document xmlns:wpc="http://schemas.microsoft.com/office/word/2010/wordprocessingCanvas" xmlns:cx="http://schemas.microsoft.com/office/drawing/2014/chartex" xmlns:cx1="http://schemas.microsoft.com/office/drawing/2015/9/8/chartex" xmlns:cx2="http://schemas.microsoft.com/office/drawing/2015/10/21/chartex" xmlns:cx3="http://schemas.microsoft.com/office/drawing/2016/5/9/chartex" xmlns:cx4="http://schemas.microsoft.com/office/drawing/2016/5/10/chartex" xmlns:cx5="http://schemas.microsoft.com/office/drawing/2016/5/11/chartex" xmlns:cx6="http://schemas.microsoft.com/office/drawing/2016/5/12/chartex" xmlns:cx7="http://schemas.microsoft.com/office/drawing/2016/5/13/chartex" xmlns:cx8="http://schemas.microsoft.com/office/drawing/2016/5/14/chartex" xmlns:mc="http://schemas.openxmlformats.org/markup-compatibility/2006" xmlns:m="http://schemas.openxmlformats.org/officeDocument/2006/math" xmlns:aink="http://schemas.microsoft.com/office/drawing/2016/ink" xmlns:am3d="http://schemas.microsoft.com/office/drawing/2017/model3d" xmlns:oel="http://schemas.microsoft.com/office/2019/extlst" xmlns:r="http://schemas.openxmlformats.org/officeDocument/2006/relationships" xmlns:wp14="http://schemas.microsoft.com/office/word/2010/wordprocessingDrawing" xmlns:wp="http://schemas.openxmlformats.org/drawingml/2006/wordprocessingDrawing" xmlns:wpg="http://schemas.microsoft.com/office/word/2010/wordprocessingGroup" xmlns:wpi="http://schemas.microsoft.com/office/word/2010/wordprocessingInk" xmlns:wps="http://schemas.microsoft.com/office/word/2010/wordprocessingShape" xmlns:o="urn:schemas-microsoft-com:office:office" xmlns:v="urn:schemas-microsoft-com:vml" xmlns:w10="urn:schemas-microsoft-com:office:word" xmlns:w="http://schemas.openxmlformats.org/wordprocessingml/2006/main" xmlns:w14="http://schemas.microsoft.com/office/word/2010/wordml" xmlns:w15="http://schemas.microsoft.com/office/word/2012/wordml" xmlns:w16cex="http://schemas.microsoft.com/office/word/2018/wordml/cex" xmlns:w16cid="http://schemas.microsoft.com/office/word/2016/wordml/cid" xmlns:w16="http://schemas.microsoft.com/office/word/2018/wordml" xmlns:w16sdtdh="http://schemas.microsoft.com/office/word/2020/wordml/sdtdatahash" xmlns:w16sdtfl="http://schemas.microsoft.com/office/word/2024/wordml/sdtformatlock" xmlns:w16se="http://schemas.microsoft.com/office/word/2015/wordml/symex" xmlns:w16du="http://schemas.microsoft.com/office/word/2023/wordml/word16du" xmlns:wne="http://schemas.microsoft.com/office/word/2006/wordml" mc:Ignorable="w14 w15 w16se w16cid w16 w16cex w16sdtdh w16sdtfl w16du wp14">
   <w:body>
     <w:p>
       <w:pPr>
         <w:jc w:val="center"/>
         <w:rPr>
           <w:rStyle w:val="makestylesusernamecell-0-2-1234"/>
+          <w:b/>
+          <w:bCs/>
         </w:rPr>
       </w:pPr>
       <w:r>
@@ -22,39 +24,25 @@
           <w:lang w:val="en-US"/>
         </w:rPr>
         <w:br/>
-        <w:t xml:space="preserve">JA </w:t>
+        <w:t>JA Rafudeen – u25011503</w:t>
+      </w:r>
+      <w:r>
+        <w:rPr>
+          <w:lang w:val="en-US"/>
+        </w:rPr>
+        <w:br/>
+        <w:t xml:space="preserve">AH </w:t>
       </w:r>
       <w:proofErr w:type="spellStart"/>
       <w:r>
         <w:rPr>
-          <w:lang w:val="en-US"/>
-        </w:rPr>
-        <w:t>Rafudeen</w:t>
+          <w:rStyle w:val="makestylesusernamecell-0-2-1234"/>
+        </w:rPr>
+        <w:t>Ramaboea</w:t>
       </w:r>
       <w:proofErr w:type="spellEnd"/>
       <w:r>
         <w:rPr>
-          <w:lang w:val="en-US"/>
-        </w:rPr>
-        <w:t xml:space="preserve"> – u25011503</w:t>
-      </w:r>
-      <w:r>
-        <w:rPr>
-          <w:lang w:val="en-US"/>
-        </w:rPr>
-        <w:br/>
-        <w:t xml:space="preserve">AH </w:t>
-      </w:r>
-      <w:proofErr w:type="spellStart"/>
-      <w:r>
-        <w:rPr>
-          <w:rStyle w:val="makestylesusernamecell-0-2-1234"/>
-        </w:rPr>
-        <w:t>Ramaboea</w:t>
-      </w:r>
-      <w:proofErr w:type="spellEnd"/>
-      <w:r>
-        <w:rPr>
           <w:rStyle w:val="makestylesusernamecell-0-2-1234"/>
         </w:rPr>
         <w:t xml:space="preserve"> - </w:t>
@@ -63,6 +51,15 @@
         <w:rPr>
           <w:rStyle w:val="makestylesusernamecell-0-2-1234"/>
         </w:rPr>
+        <w:t>u</w:t>
+      </w:r>
+      <w:r>
+        <w:t>25445392</w:t>
+      </w:r>
+      <w:r>
+        <w:rPr>
+          <w:rStyle w:val="makestylesusernamecell-0-2-1234"/>
+        </w:rPr>
         <w:br/>
         <w:t>YH Smit –</w:t>
       </w:r>
@@ -70,10 +67,14 @@
         <w:rPr>
           <w:rStyle w:val="makestylesusernamecell-0-2-1234"/>
         </w:rPr>
-        <w:t xml:space="preserve"> u25433726</w:t>
-      </w:r>
-      <w:bookmarkStart w:id="0" w:name="_GoBack"/>
-      <w:bookmarkEnd w:id="0"/>
+        <w:t xml:space="preserve"> </w:t>
+      </w:r>
+      <w:r>
+        <w:rPr>
+          <w:rStyle w:val="makestylesusernamecell-0-2-1234"/>
+        </w:rPr>
+        <w:t>u25433726</w:t>
+      </w:r>
     </w:p>
     <w:p>
       <w:pPr>
@@ -85,14 +86,920 @@
     <w:p>
       <w:pPr>
         <w:rPr>
-          <w:lang w:val="en-US"/>
+          <w:rStyle w:val="makestylesusernamecell-0-2-1234"/>
         </w:rPr>
       </w:pPr>
       <w:r>
         <w:rPr>
           <w:rStyle w:val="makestylesusernamecell-0-2-1234"/>
+          <w:b/>
+          <w:bCs/>
         </w:rPr>
         <w:t>Task 1</w:t>
+      </w:r>
+      <w:r>
+        <w:rPr>
+          <w:rStyle w:val="makestylesusernamecell-0-2-1234"/>
+          <w:b/>
+          <w:bCs/>
+        </w:rPr>
+        <w:br/>
+      </w:r>
+      <w:r>
+        <w:rPr>
+          <w:rStyle w:val="makestylesusernamecell-0-2-1234"/>
+        </w:rPr>
+        <w:t>We have chosen Film Production as our domain.</w:t>
+      </w:r>
+      <w:r>
+        <w:rPr>
+          <w:rStyle w:val="makestylesusernamecell-0-2-1234"/>
+        </w:rPr>
+        <w:t xml:space="preserve"> When directing a large-scale film, there are many moving parts, clearance for public areas need to be made, every crew member needs to be on time, all necessary equipment needs to be on set and ready, etc. Our program aims to assist with this by helping the Assistant Director in organizing everything, finding replacements, and other such actions which will increase the efficiency of filming and minimize downtime.</w:t>
+      </w:r>
+    </w:p>
+    <w:p>
+      <w:pPr>
+        <w:rPr>
+          <w:rStyle w:val="makestylesusernamecell-0-2-1234"/>
+        </w:rPr>
+      </w:pPr>
+      <w:r>
+        <w:rPr>
+          <w:noProof/>
+        </w:rPr>
+        <w:drawing>
+          <wp:inline distT="0" distB="0" distL="0" distR="0" wp14:anchorId="3D740AA0" wp14:editId="456A3E20">
+            <wp:extent cx="5731510" cy="4980940"/>
+            <wp:effectExtent l="0" t="0" r="0" b="0"/>
+            <wp:docPr id="2022719854" name="Picture 2"/>
+            <wp:cNvGraphicFramePr>
+              <a:graphicFrameLocks xmlns:a="http://schemas.openxmlformats.org/drawingml/2006/main" noChangeAspect="1"/>
+            </wp:cNvGraphicFramePr>
+            <a:graphic xmlns:a="http://schemas.openxmlformats.org/drawingml/2006/main">
+              <a:graphicData uri="http://schemas.openxmlformats.org/drawingml/2006/picture">
+                <pic:pic xmlns:pic="http://schemas.openxmlformats.org/drawingml/2006/picture">
+                  <pic:nvPicPr>
+                    <pic:cNvPr id="2022719854" name="Picture 2022719854"/>
+                    <pic:cNvPicPr/>
+                  </pic:nvPicPr>
+                  <pic:blipFill>
+                    <a:blip r:embed="rId4" cstate="print">
+                      <a:extLst>
+                        <a:ext uri="{28A0092B-C50C-407E-A947-70E740481C1C}">
+                          <a14:useLocalDpi xmlns:a14="http://schemas.microsoft.com/office/drawing/2010/main" val="0"/>
+                        </a:ext>
+                      </a:extLst>
+                    </a:blip>
+                    <a:stretch>
+                      <a:fillRect/>
+                    </a:stretch>
+                  </pic:blipFill>
+                  <pic:spPr>
+                    <a:xfrm>
+                      <a:off x="0" y="0"/>
+                      <a:ext cx="5731510" cy="4980940"/>
+                    </a:xfrm>
+                    <a:prstGeom prst="rect">
+                      <a:avLst/>
+                    </a:prstGeom>
+                  </pic:spPr>
+                </pic:pic>
+              </a:graphicData>
+            </a:graphic>
+          </wp:inline>
+        </w:drawing>
+      </w:r>
+      <w:r>
+        <w:rPr>
+          <w:rStyle w:val="makestylesusernamecell-0-2-1234"/>
+        </w:rPr>
+        <w:t>Composite participants:</w:t>
+      </w:r>
+      <w:r>
+        <w:rPr>
+          <w:rStyle w:val="makestylesusernamecell-0-2-1234"/>
+        </w:rPr>
+        <w:br/>
+        <w:t>Component – Film</w:t>
+      </w:r>
+      <w:r>
+        <w:rPr>
+          <w:rStyle w:val="makestylesusernamecell-0-2-1234"/>
+        </w:rPr>
+        <w:br/>
+        <w:t>Composite – Area</w:t>
+      </w:r>
+      <w:r>
+        <w:rPr>
+          <w:rStyle w:val="makestylesusernamecell-0-2-1234"/>
+        </w:rPr>
+        <w:br/>
+        <w:t>Leaf – Location</w:t>
+      </w:r>
+    </w:p>
+    <w:p>
+      <w:pPr>
+        <w:rPr>
+          <w:rStyle w:val="makestylesusernamecell-0-2-1234"/>
+        </w:rPr>
+      </w:pPr>
+      <w:r>
+        <w:rPr>
+          <w:rStyle w:val="makestylesusernamecell-0-2-1234"/>
+        </w:rPr>
+        <w:lastRenderedPageBreak/>
+        <w:t>Iterator participants:</w:t>
+      </w:r>
+      <w:r>
+        <w:rPr>
+          <w:rStyle w:val="makestylesusernamecell-0-2-1234"/>
+        </w:rPr>
+        <w:br/>
+      </w:r>
+      <w:proofErr w:type="spellStart"/>
+      <w:r>
+        <w:rPr>
+          <w:rStyle w:val="makestylesusernamecell-0-2-1234"/>
+        </w:rPr>
+        <w:t>Concrete</w:t>
+      </w:r>
+      <w:r>
+        <w:rPr>
+          <w:rStyle w:val="makestylesusernamecell-0-2-1234"/>
+        </w:rPr>
+        <w:t>Iterator</w:t>
+      </w:r>
+      <w:proofErr w:type="spellEnd"/>
+      <w:r>
+        <w:rPr>
+          <w:rStyle w:val="makestylesusernamecell-0-2-1234"/>
+        </w:rPr>
+        <w:t xml:space="preserve"> – </w:t>
+      </w:r>
+      <w:proofErr w:type="spellStart"/>
+      <w:r>
+        <w:rPr>
+          <w:rStyle w:val="makestylesusernamecell-0-2-1234"/>
+        </w:rPr>
+        <w:t>FilmIterator</w:t>
+      </w:r>
+      <w:proofErr w:type="spellEnd"/>
+      <w:r>
+        <w:rPr>
+          <w:rStyle w:val="makestylesusernamecell-0-2-1234"/>
+        </w:rPr>
+        <w:t xml:space="preserve">, </w:t>
+      </w:r>
+      <w:proofErr w:type="spellStart"/>
+      <w:r>
+        <w:rPr>
+          <w:rStyle w:val="makestylesusernamecell-0-2-1234"/>
+        </w:rPr>
+        <w:t>CrewIterator</w:t>
+      </w:r>
+      <w:proofErr w:type="spellEnd"/>
+      <w:r>
+        <w:rPr>
+          <w:rStyle w:val="makestylesusernamecell-0-2-1234"/>
+        </w:rPr>
+        <w:br/>
+      </w:r>
+      <w:proofErr w:type="spellStart"/>
+      <w:r>
+        <w:rPr>
+          <w:rStyle w:val="makestylesusernamecell-0-2-1234"/>
+        </w:rPr>
+        <w:t>ConcreteAggregate</w:t>
+      </w:r>
+      <w:proofErr w:type="spellEnd"/>
+      <w:r>
+        <w:rPr>
+          <w:rStyle w:val="makestylesusernamecell-0-2-1234"/>
+        </w:rPr>
+        <w:t xml:space="preserve"> – Film, </w:t>
+      </w:r>
+      <w:proofErr w:type="spellStart"/>
+      <w:r>
+        <w:rPr>
+          <w:rStyle w:val="makestylesusernamecell-0-2-1234"/>
+        </w:rPr>
+        <w:t>CrewRoster</w:t>
+      </w:r>
+      <w:proofErr w:type="spellEnd"/>
+      <w:r>
+        <w:rPr>
+          <w:rStyle w:val="makestylesusernamecell-0-2-1234"/>
+        </w:rPr>
+        <w:br/>
+        <w:t>Iterator and Aggregate – none, as since we do not have multiple concrete classes there is no need for an abstract class.</w:t>
+      </w:r>
+      <w:r>
+        <w:rPr>
+          <w:rStyle w:val="makestylesusernamecell-0-2-1234"/>
+        </w:rPr>
+        <w:br/>
+      </w:r>
+      <w:r>
+        <w:rPr>
+          <w:rStyle w:val="makestylesusernamecell-0-2-1234"/>
+        </w:rPr>
+        <w:br/>
+      </w:r>
+    </w:p>
+    <w:p>
+      <w:pPr>
+        <w:rPr>
+          <w:rStyle w:val="makestylesusernamecell-0-2-1234"/>
+        </w:rPr>
+      </w:pPr>
+      <w:r>
+        <w:rPr>
+          <w:rStyle w:val="makestylesusernamecell-0-2-1234"/>
+        </w:rPr>
+        <w:t>Decorator participants:</w:t>
+      </w:r>
+      <w:r>
+        <w:rPr>
+          <w:rStyle w:val="makestylesusernamecell-0-2-1234"/>
+        </w:rPr>
+        <w:br/>
+        <w:t xml:space="preserve">Component – </w:t>
+      </w:r>
+      <w:proofErr w:type="spellStart"/>
+      <w:r>
+        <w:rPr>
+          <w:rStyle w:val="makestylesusernamecell-0-2-1234"/>
+        </w:rPr>
+        <w:t>CrewMember</w:t>
+      </w:r>
+      <w:proofErr w:type="spellEnd"/>
+      <w:r>
+        <w:rPr>
+          <w:rStyle w:val="makestylesusernamecell-0-2-1234"/>
+        </w:rPr>
+        <w:br/>
+      </w:r>
+      <w:proofErr w:type="spellStart"/>
+      <w:r>
+        <w:rPr>
+          <w:rStyle w:val="makestylesusernamecell-0-2-1234"/>
+        </w:rPr>
+        <w:t>ConcreteComponent</w:t>
+      </w:r>
+      <w:proofErr w:type="spellEnd"/>
+      <w:r>
+        <w:rPr>
+          <w:rStyle w:val="makestylesusernamecell-0-2-1234"/>
+        </w:rPr>
+        <w:t xml:space="preserve"> – </w:t>
+      </w:r>
+      <w:proofErr w:type="spellStart"/>
+      <w:r>
+        <w:rPr>
+          <w:rStyle w:val="makestylesusernamecell-0-2-1234"/>
+        </w:rPr>
+        <w:t>OnSiteCrew</w:t>
+      </w:r>
+      <w:proofErr w:type="spellEnd"/>
+      <w:r>
+        <w:rPr>
+          <w:rStyle w:val="makestylesusernamecell-0-2-1234"/>
+        </w:rPr>
+        <w:t xml:space="preserve">, </w:t>
+      </w:r>
+      <w:proofErr w:type="spellStart"/>
+      <w:r>
+        <w:rPr>
+          <w:rStyle w:val="makestylesusernamecell-0-2-1234"/>
+        </w:rPr>
+        <w:t>OffSiteCrew</w:t>
+      </w:r>
+      <w:proofErr w:type="spellEnd"/>
+      <w:r>
+        <w:rPr>
+          <w:rStyle w:val="makestylesusernamecell-0-2-1234"/>
+        </w:rPr>
+        <w:br/>
+        <w:t xml:space="preserve">Decorator – </w:t>
+      </w:r>
+      <w:proofErr w:type="spellStart"/>
+      <w:r>
+        <w:rPr>
+          <w:rStyle w:val="makestylesusernamecell-0-2-1234"/>
+        </w:rPr>
+        <w:t>CrewDecorator</w:t>
+      </w:r>
+      <w:proofErr w:type="spellEnd"/>
+      <w:r>
+        <w:rPr>
+          <w:rStyle w:val="makestylesusernamecell-0-2-1234"/>
+        </w:rPr>
+        <w:br/>
+      </w:r>
+      <w:proofErr w:type="spellStart"/>
+      <w:r>
+        <w:rPr>
+          <w:rStyle w:val="makestylesusernamecell-0-2-1234"/>
+        </w:rPr>
+        <w:t>ConcreteDecorator</w:t>
+      </w:r>
+      <w:proofErr w:type="spellEnd"/>
+      <w:r>
+        <w:rPr>
+          <w:rStyle w:val="makestylesusernamecell-0-2-1234"/>
+        </w:rPr>
+        <w:t xml:space="preserve"> </w:t>
+      </w:r>
+      <w:r>
+        <w:rPr>
+          <w:rStyle w:val="makestylesusernamecell-0-2-1234"/>
+        </w:rPr>
+        <w:t>–</w:t>
+      </w:r>
+      <w:r>
+        <w:rPr>
+          <w:rStyle w:val="makestylesusernamecell-0-2-1234"/>
+        </w:rPr>
+        <w:t xml:space="preserve"> </w:t>
+      </w:r>
+      <w:proofErr w:type="spellStart"/>
+      <w:r>
+        <w:rPr>
+          <w:rStyle w:val="makestylesusernamecell-0-2-1234"/>
+        </w:rPr>
+        <w:t>RoleDecorator</w:t>
+      </w:r>
+      <w:proofErr w:type="spellEnd"/>
+    </w:p>
+    <w:p>
+      <w:pPr>
+        <w:rPr>
+          <w:rStyle w:val="makestylesusernamecell-0-2-1234"/>
+        </w:rPr>
+      </w:pPr>
+      <w:r>
+        <w:rPr>
+          <w:rStyle w:val="makestylesusernamecell-0-2-1234"/>
+        </w:rPr>
+        <w:t>State participants:</w:t>
+      </w:r>
+      <w:r>
+        <w:rPr>
+          <w:rStyle w:val="makestylesusernamecell-0-2-1234"/>
+        </w:rPr>
+        <w:br/>
+        <w:t>State – Film</w:t>
+      </w:r>
+      <w:r>
+        <w:rPr>
+          <w:rStyle w:val="makestylesusernamecell-0-2-1234"/>
+        </w:rPr>
+        <w:br/>
+      </w:r>
+      <w:proofErr w:type="spellStart"/>
+      <w:r>
+        <w:rPr>
+          <w:rStyle w:val="makestylesusernamecell-0-2-1234"/>
+        </w:rPr>
+        <w:t>ConcreteState</w:t>
+      </w:r>
+      <w:proofErr w:type="spellEnd"/>
+      <w:r>
+        <w:rPr>
+          <w:rStyle w:val="makestylesusernamecell-0-2-1234"/>
+        </w:rPr>
+        <w:t xml:space="preserve"> – </w:t>
+      </w:r>
+      <w:proofErr w:type="spellStart"/>
+      <w:r>
+        <w:rPr>
+          <w:rStyle w:val="makestylesusernamecell-0-2-1234"/>
+        </w:rPr>
+        <w:t>FilmState</w:t>
+      </w:r>
+      <w:proofErr w:type="spellEnd"/>
+      <w:r>
+        <w:rPr>
+          <w:rStyle w:val="makestylesusernamecell-0-2-1234"/>
+        </w:rPr>
+        <w:br/>
+        <w:t>Context - Film</w:t>
+      </w:r>
+      <w:r>
+        <w:rPr>
+          <w:rStyle w:val="makestylesusernamecell-0-2-1234"/>
+        </w:rPr>
+        <w:br/>
+      </w:r>
+    </w:p>
+    <w:p>
+      <w:r>
+        <w:rPr>
+          <w:b/>
+          <w:bCs/>
+        </w:rPr>
+        <w:t>Design Rationale</w:t>
+      </w:r>
+      <w:r>
+        <w:rPr>
+          <w:b/>
+          <w:bCs/>
+        </w:rPr>
+        <w:br/>
+      </w:r>
+      <w:r>
+        <w:t>An area may contain another area, such as a street being inside of a city, and this is especially relevant when acquiring clearance. For example, if we want to block off a road to film a racing scene, we need to know which city/district the road falls under such that we can contact their Metro Police Department to make clearance.</w:t>
+      </w:r>
+      <w:r>
+        <w:t xml:space="preserve"> This is why we chose area for our </w:t>
+      </w:r>
+      <w:r>
+        <w:rPr>
+          <w:b/>
+          <w:bCs/>
+        </w:rPr>
+        <w:t>Composite</w:t>
+      </w:r>
+      <w:r>
+        <w:t xml:space="preserve"> pattern.</w:t>
+      </w:r>
+      <w:r>
+        <w:br/>
+        <w:t>The role of each crew member is vital information to us, as if a crew member is unable to make it, we need to assess how valuable they are and if they can be replaced in order to proceed with shooting.</w:t>
+      </w:r>
+      <w:r>
+        <w:t xml:space="preserve"> For example, the Director is a VIP and cannot be replaced, whereas </w:t>
+      </w:r>
+      <w:r>
+        <w:t xml:space="preserve">a background extra can easily be replaced. Since one crew member can have a mixture of roles, we chose this to be our </w:t>
+      </w:r>
+      <w:r>
+        <w:rPr>
+          <w:b/>
+          <w:bCs/>
+        </w:rPr>
+        <w:t>Decorator</w:t>
+      </w:r>
+      <w:r>
+        <w:t xml:space="preserve"> pattern.</w:t>
+      </w:r>
+      <w:r>
+        <w:br/>
+        <w:t xml:space="preserve">To check for the aforementioned areas and crew members, we use the </w:t>
+      </w:r>
+      <w:r>
+        <w:rPr>
+          <w:b/>
+          <w:bCs/>
+        </w:rPr>
+        <w:t>Iterator</w:t>
+      </w:r>
+      <w:r>
+        <w:t xml:space="preserve"> pattern, allowing us to easily move through each area/member to check for attributes that dictate whether we can begin filming or not.</w:t>
+      </w:r>
+      <w:r>
+        <w:br/>
+        <w:t xml:space="preserve">Attempting to film a scene will have different results based on if we’re ready to shoot, if we’re waiting for clearance, if we need a replacement, etc. To account for different behaviour depending on our situation, we use the </w:t>
+      </w:r>
+      <w:r>
+        <w:rPr>
+          <w:b/>
+          <w:bCs/>
+        </w:rPr>
+        <w:t>State</w:t>
+      </w:r>
+      <w:r>
+        <w:t xml:space="preserve"> pattern.</w:t>
+      </w:r>
+    </w:p>
+    <w:p>
+      <w:pPr>
+        <w:rPr>
+          <w:b/>
+          <w:bCs/>
+        </w:rPr>
+      </w:pPr>
+      <w:r>
+        <w:rPr>
+          <w:b/>
+          <w:bCs/>
+        </w:rPr>
+        <w:t>Task 4</w:t>
+      </w:r>
+    </w:p>
+    <w:p>
+      <w:r>
+        <w:lastRenderedPageBreak/>
+        <w:t>Object diagram:</w:t>
+      </w:r>
+      <w:r>
+        <w:br/>
+      </w:r>
+      <w:r>
+        <w:rPr>
+          <w:noProof/>
+        </w:rPr>
+        <w:drawing>
+          <wp:inline distT="0" distB="0" distL="0" distR="0" wp14:anchorId="6CE408FE" wp14:editId="5D834597">
+            <wp:extent cx="4165600" cy="3162300"/>
+            <wp:effectExtent l="0" t="0" r="0" b="0"/>
+            <wp:docPr id="1328104279" name="Picture 3"/>
+            <wp:cNvGraphicFramePr>
+              <a:graphicFrameLocks xmlns:a="http://schemas.openxmlformats.org/drawingml/2006/main" noChangeAspect="1"/>
+            </wp:cNvGraphicFramePr>
+            <a:graphic xmlns:a="http://schemas.openxmlformats.org/drawingml/2006/main">
+              <a:graphicData uri="http://schemas.openxmlformats.org/drawingml/2006/picture">
+                <pic:pic xmlns:pic="http://schemas.openxmlformats.org/drawingml/2006/picture">
+                  <pic:nvPicPr>
+                    <pic:cNvPr id="1328104279" name="Picture 1328104279"/>
+                    <pic:cNvPicPr/>
+                  </pic:nvPicPr>
+                  <pic:blipFill>
+                    <a:blip r:embed="rId5">
+                      <a:extLst>
+                        <a:ext uri="{28A0092B-C50C-407E-A947-70E740481C1C}">
+                          <a14:useLocalDpi xmlns:a14="http://schemas.microsoft.com/office/drawing/2010/main" val="0"/>
+                        </a:ext>
+                      </a:extLst>
+                    </a:blip>
+                    <a:stretch>
+                      <a:fillRect/>
+                    </a:stretch>
+                  </pic:blipFill>
+                  <pic:spPr>
+                    <a:xfrm>
+                      <a:off x="0" y="0"/>
+                      <a:ext cx="4165600" cy="3162300"/>
+                    </a:xfrm>
+                    <a:prstGeom prst="rect">
+                      <a:avLst/>
+                    </a:prstGeom>
+                  </pic:spPr>
+                </pic:pic>
+              </a:graphicData>
+            </a:graphic>
+          </wp:inline>
+        </w:drawing>
+      </w:r>
+    </w:p>
+    <w:p>
+      <w:r>
+        <w:t>State diagram – models the state changes that occur when a crew member is injured:</w:t>
+      </w:r>
+      <w:r>
+        <w:br/>
+      </w:r>
+      <w:r>
+        <w:rPr>
+          <w:noProof/>
+        </w:rPr>
+        <w:drawing>
+          <wp:inline distT="0" distB="0" distL="0" distR="0" wp14:anchorId="5A230788" wp14:editId="62ED4625">
+            <wp:extent cx="5731510" cy="1062990"/>
+            <wp:effectExtent l="0" t="0" r="0" b="3810"/>
+            <wp:docPr id="2104399769" name="Picture 1"/>
+            <wp:cNvGraphicFramePr>
+              <a:graphicFrameLocks xmlns:a="http://schemas.openxmlformats.org/drawingml/2006/main" noChangeAspect="1"/>
+            </wp:cNvGraphicFramePr>
+            <a:graphic xmlns:a="http://schemas.openxmlformats.org/drawingml/2006/main">
+              <a:graphicData uri="http://schemas.openxmlformats.org/drawingml/2006/picture">
+                <pic:pic xmlns:pic="http://schemas.openxmlformats.org/drawingml/2006/picture">
+                  <pic:nvPicPr>
+                    <pic:cNvPr id="2104399769" name="Picture 2104399769"/>
+                    <pic:cNvPicPr/>
+                  </pic:nvPicPr>
+                  <pic:blipFill>
+                    <a:blip r:embed="rId6" cstate="print">
+                      <a:extLst>
+                        <a:ext uri="{28A0092B-C50C-407E-A947-70E740481C1C}">
+                          <a14:useLocalDpi xmlns:a14="http://schemas.microsoft.com/office/drawing/2010/main" val="0"/>
+                        </a:ext>
+                      </a:extLst>
+                    </a:blip>
+                    <a:stretch>
+                      <a:fillRect/>
+                    </a:stretch>
+                  </pic:blipFill>
+                  <pic:spPr>
+                    <a:xfrm>
+                      <a:off x="0" y="0"/>
+                      <a:ext cx="5731510" cy="1062990"/>
+                    </a:xfrm>
+                    <a:prstGeom prst="rect">
+                      <a:avLst/>
+                    </a:prstGeom>
+                  </pic:spPr>
+                </pic:pic>
+              </a:graphicData>
+            </a:graphic>
+          </wp:inline>
+        </w:drawing>
+      </w:r>
+    </w:p>
+    <w:p/>
+    <w:p>
+      <w:r>
+        <w:t xml:space="preserve">Activity Diagram 1 </w:t>
+      </w:r>
+      <w:r>
+        <w:t>–</w:t>
+      </w:r>
+      <w:r>
+        <w:t xml:space="preserve"> </w:t>
+      </w:r>
+      <w:r>
+        <w:t>traversal visible as part of a larger workflow – finding a film which is unfinished, and if any scenes remain, obtain clearance for them if not obtained already, then finish shooting:</w:t>
+      </w:r>
+      <w:r>
+        <w:br/>
+      </w:r>
+      <w:r>
+        <w:rPr>
+          <w:noProof/>
+        </w:rPr>
+        <w:drawing>
+          <wp:inline distT="0" distB="0" distL="0" distR="0" wp14:anchorId="17F8FD9C" wp14:editId="589D259E">
+            <wp:extent cx="5731510" cy="1976120"/>
+            <wp:effectExtent l="0" t="0" r="0" b="5080"/>
+            <wp:docPr id="1192795504" name="Picture 2"/>
+            <wp:cNvGraphicFramePr>
+              <a:graphicFrameLocks xmlns:a="http://schemas.openxmlformats.org/drawingml/2006/main" noChangeAspect="1"/>
+            </wp:cNvGraphicFramePr>
+            <a:graphic xmlns:a="http://schemas.openxmlformats.org/drawingml/2006/main">
+              <a:graphicData uri="http://schemas.openxmlformats.org/drawingml/2006/picture">
+                <pic:pic xmlns:pic="http://schemas.openxmlformats.org/drawingml/2006/picture">
+                  <pic:nvPicPr>
+                    <pic:cNvPr id="1192795504" name="Picture 1192795504"/>
+                    <pic:cNvPicPr/>
+                  </pic:nvPicPr>
+                  <pic:blipFill>
+                    <a:blip r:embed="rId7" cstate="print">
+                      <a:extLst>
+                        <a:ext uri="{28A0092B-C50C-407E-A947-70E740481C1C}">
+                          <a14:useLocalDpi xmlns:a14="http://schemas.microsoft.com/office/drawing/2010/main" val="0"/>
+                        </a:ext>
+                      </a:extLst>
+                    </a:blip>
+                    <a:stretch>
+                      <a:fillRect/>
+                    </a:stretch>
+                  </pic:blipFill>
+                  <pic:spPr>
+                    <a:xfrm>
+                      <a:off x="0" y="0"/>
+                      <a:ext cx="5731510" cy="1976120"/>
+                    </a:xfrm>
+                    <a:prstGeom prst="rect">
+                      <a:avLst/>
+                    </a:prstGeom>
+                  </pic:spPr>
+                </pic:pic>
+              </a:graphicData>
+            </a:graphic>
+          </wp:inline>
+        </w:drawing>
+      </w:r>
+    </w:p>
+    <w:p>
+      <w:r>
+        <w:lastRenderedPageBreak/>
+        <w:t>Activity Diagram 2 – meaning conditional behaviour related to runtime configuration of object – models what happens during filming when someone is unexpectedly injured:</w:t>
+      </w:r>
+      <w:r>
+        <w:br/>
+      </w:r>
+      <w:r>
+        <w:rPr>
+          <w:noProof/>
+        </w:rPr>
+        <w:drawing>
+          <wp:inline distT="0" distB="0" distL="0" distR="0" wp14:anchorId="5492FE8E" wp14:editId="6B6EF4E9">
+            <wp:extent cx="5731510" cy="1520190"/>
+            <wp:effectExtent l="0" t="0" r="0" b="3810"/>
+            <wp:docPr id="868125846" name="Picture 3"/>
+            <wp:cNvGraphicFramePr>
+              <a:graphicFrameLocks xmlns:a="http://schemas.openxmlformats.org/drawingml/2006/main" noChangeAspect="1"/>
+            </wp:cNvGraphicFramePr>
+            <a:graphic xmlns:a="http://schemas.openxmlformats.org/drawingml/2006/main">
+              <a:graphicData uri="http://schemas.openxmlformats.org/drawingml/2006/picture">
+                <pic:pic xmlns:pic="http://schemas.openxmlformats.org/drawingml/2006/picture">
+                  <pic:nvPicPr>
+                    <pic:cNvPr id="868125846" name="Picture 868125846"/>
+                    <pic:cNvPicPr/>
+                  </pic:nvPicPr>
+                  <pic:blipFill>
+                    <a:blip r:embed="rId8">
+                      <a:extLst>
+                        <a:ext uri="{28A0092B-C50C-407E-A947-70E740481C1C}">
+                          <a14:useLocalDpi xmlns:a14="http://schemas.microsoft.com/office/drawing/2010/main" val="0"/>
+                        </a:ext>
+                      </a:extLst>
+                    </a:blip>
+                    <a:stretch>
+                      <a:fillRect/>
+                    </a:stretch>
+                  </pic:blipFill>
+                  <pic:spPr>
+                    <a:xfrm>
+                      <a:off x="0" y="0"/>
+                      <a:ext cx="5731510" cy="1520190"/>
+                    </a:xfrm>
+                    <a:prstGeom prst="rect">
+                      <a:avLst/>
+                    </a:prstGeom>
+                  </pic:spPr>
+                </pic:pic>
+              </a:graphicData>
+            </a:graphic>
+          </wp:inline>
+        </w:drawing>
+      </w:r>
+    </w:p>
+    <w:p>
+      <w:r>
+        <w:t xml:space="preserve">Activity Diagram 3 </w:t>
+      </w:r>
+      <w:r>
+        <w:t>–</w:t>
+      </w:r>
+      <w:r>
+        <w:t xml:space="preserve"> </w:t>
+      </w:r>
+      <w:r>
+        <w:t>before filming begins, first checks if all necessary crew members are present, and starts shooting if so. If not, then it finds a replacement, unless the member is a VIP, in which case filming is cancelled</w:t>
+      </w:r>
+      <w:r>
+        <w:t>:</w:t>
+      </w:r>
+      <w:r>
+        <w:br/>
+      </w:r>
+      <w:r>
+        <w:rPr>
+          <w:noProof/>
+        </w:rPr>
+        <w:drawing>
+          <wp:inline distT="0" distB="0" distL="0" distR="0" wp14:anchorId="57CF7584" wp14:editId="7158A71F">
+            <wp:extent cx="5731510" cy="2515235"/>
+            <wp:effectExtent l="0" t="0" r="0" b="0"/>
+            <wp:docPr id="1819223577" name="Picture 1"/>
+            <wp:cNvGraphicFramePr>
+              <a:graphicFrameLocks xmlns:a="http://schemas.openxmlformats.org/drawingml/2006/main" noChangeAspect="1"/>
+            </wp:cNvGraphicFramePr>
+            <a:graphic xmlns:a="http://schemas.openxmlformats.org/drawingml/2006/main">
+              <a:graphicData uri="http://schemas.openxmlformats.org/drawingml/2006/picture">
+                <pic:pic xmlns:pic="http://schemas.openxmlformats.org/drawingml/2006/picture">
+                  <pic:nvPicPr>
+                    <pic:cNvPr id="1819223577" name="Picture 1819223577"/>
+                    <pic:cNvPicPr/>
+                  </pic:nvPicPr>
+                  <pic:blipFill>
+                    <a:blip r:embed="rId9">
+                      <a:extLst>
+                        <a:ext uri="{28A0092B-C50C-407E-A947-70E740481C1C}">
+                          <a14:useLocalDpi xmlns:a14="http://schemas.microsoft.com/office/drawing/2010/main" val="0"/>
+                        </a:ext>
+                      </a:extLst>
+                    </a:blip>
+                    <a:stretch>
+                      <a:fillRect/>
+                    </a:stretch>
+                  </pic:blipFill>
+                  <pic:spPr>
+                    <a:xfrm>
+                      <a:off x="0" y="0"/>
+                      <a:ext cx="5731510" cy="2515235"/>
+                    </a:xfrm>
+                    <a:prstGeom prst="rect">
+                      <a:avLst/>
+                    </a:prstGeom>
+                  </pic:spPr>
+                </pic:pic>
+              </a:graphicData>
+            </a:graphic>
+          </wp:inline>
+        </w:drawing>
+      </w:r>
+    </w:p>
+    <w:p>
+      <w:r>
+        <w:t>Composite Find Replacement algorithm used in the diagrams:</w:t>
+      </w:r>
+      <w:r>
+        <w:br/>
+      </w:r>
+      <w:r>
+        <w:rPr>
+          <w:noProof/>
+        </w:rPr>
+        <w:drawing>
+          <wp:inline distT="0" distB="0" distL="0" distR="0" wp14:anchorId="315A2EAB" wp14:editId="54DA170C">
+            <wp:extent cx="4584700" cy="1663700"/>
+            <wp:effectExtent l="0" t="0" r="0" b="0"/>
+            <wp:docPr id="2048771153" name="Picture 1"/>
+            <wp:cNvGraphicFramePr>
+              <a:graphicFrameLocks xmlns:a="http://schemas.openxmlformats.org/drawingml/2006/main" noChangeAspect="1"/>
+            </wp:cNvGraphicFramePr>
+            <a:graphic xmlns:a="http://schemas.openxmlformats.org/drawingml/2006/main">
+              <a:graphicData uri="http://schemas.openxmlformats.org/drawingml/2006/picture">
+                <pic:pic xmlns:pic="http://schemas.openxmlformats.org/drawingml/2006/picture">
+                  <pic:nvPicPr>
+                    <pic:cNvPr id="2048771153" name="Picture 2048771153"/>
+                    <pic:cNvPicPr/>
+                  </pic:nvPicPr>
+                  <pic:blipFill>
+                    <a:blip r:embed="rId10">
+                      <a:extLst>
+                        <a:ext uri="{28A0092B-C50C-407E-A947-70E740481C1C}">
+                          <a14:useLocalDpi xmlns:a14="http://schemas.microsoft.com/office/drawing/2010/main" val="0"/>
+                        </a:ext>
+                      </a:extLst>
+                    </a:blip>
+                    <a:stretch>
+                      <a:fillRect/>
+                    </a:stretch>
+                  </pic:blipFill>
+                  <pic:spPr>
+                    <a:xfrm>
+                      <a:off x="0" y="0"/>
+                      <a:ext cx="4584700" cy="1663700"/>
+                    </a:xfrm>
+                    <a:prstGeom prst="rect">
+                      <a:avLst/>
+                    </a:prstGeom>
+                  </pic:spPr>
+                </pic:pic>
+              </a:graphicData>
+            </a:graphic>
+          </wp:inline>
+        </w:drawing>
+      </w:r>
+    </w:p>
+    <w:p/>
+    <w:p>
+      <w:pPr>
+        <w:rPr>
+          <w:b/>
+          <w:bCs/>
+        </w:rPr>
+      </w:pPr>
+      <w:r>
+        <w:rPr>
+          <w:b/>
+          <w:bCs/>
+        </w:rPr>
+        <w:t>Task 6</w:t>
+      </w:r>
+    </w:p>
+    <w:p>
+      <w:hyperlink r:id="rId11" w:history="1">
+        <w:r>
+          <w:rPr>
+            <w:rStyle w:val="Hyperlink"/>
+          </w:rPr>
+          <w:t>https://github.com/YKwagga/COS214---Prac-4</w:t>
+        </w:r>
+      </w:hyperlink>
+    </w:p>
+    <w:p>
+      <w:r>
+        <w:t>Work was divided based on our strengths and weaknesses, although every member discussed and worked on every aspect</w:t>
+      </w:r>
+      <w:r>
+        <w:t xml:space="preserve"> of the practical</w:t>
+      </w:r>
+      <w:r>
+        <w:t>, our main designation</w:t>
+      </w:r>
+      <w:r>
+        <w:t xml:space="preserve"> was as </w:t>
+      </w:r>
+      <w:r>
+        <w:lastRenderedPageBreak/>
+        <w:t>follows:</w:t>
+      </w:r>
+      <w:r>
+        <w:br/>
+        <w:t>One member was in charge of the designing</w:t>
+      </w:r>
+      <w:r>
+        <w:br/>
+        <w:t>One member was in charge of the diagrams</w:t>
+      </w:r>
+      <w:r>
+        <w:br/>
+        <w:t>One member was in charge of the coding</w:t>
+      </w:r>
+    </w:p>
+    <w:p>
+      <w:proofErr w:type="spellStart"/>
+      <w:r>
+        <w:t>Github</w:t>
+      </w:r>
+      <w:proofErr w:type="spellEnd"/>
+      <w:r>
+        <w:t xml:space="preserve"> helped us to push the most recent version of our design/diagrams, such that the other team members could remain updated and create the code accordingly. It also helped us in the form of Pull Requests, as different team members could work on the code concurrently and then use a PR to merge them together, allowing us to work more efficiently without sacrificing the integrity of our design.</w:t>
       </w:r>
     </w:p>
     <w:sectPr>
@@ -106,7 +1013,7 @@
 </file>
 
 <file path=word/styles.xml><?xml version="1.0" encoding="utf-8"?>
-<w:styles xmlns:mc="http://schemas.openxmlformats.org/markup-compatibility/2006" xmlns:r="http://schemas.openxmlformats.org/officeDocument/2006/relationships" xmlns:w="http://schemas.openxmlformats.org/wordprocessingml/2006/main" xmlns:w14="http://schemas.microsoft.com/office/word/2010/wordml" xmlns:w15="http://schemas.microsoft.com/office/word/2012/wordml" xmlns:w16se="http://schemas.microsoft.com/office/word/2015/wordml/symex" mc:Ignorable="w14 w15 w16se">
+<w:styles xmlns:mc="http://schemas.openxmlformats.org/markup-compatibility/2006" xmlns:r="http://schemas.openxmlformats.org/officeDocument/2006/relationships" xmlns:w="http://schemas.openxmlformats.org/wordprocessingml/2006/main" xmlns:w14="http://schemas.microsoft.com/office/word/2010/wordml" xmlns:w15="http://schemas.microsoft.com/office/word/2012/wordml" xmlns:w16cex="http://schemas.microsoft.com/office/word/2018/wordml/cex" xmlns:w16cid="http://schemas.microsoft.com/office/word/2016/wordml/cid" xmlns:w16="http://schemas.microsoft.com/office/word/2018/wordml" xmlns:w16sdtdh="http://schemas.microsoft.com/office/word/2020/wordml/sdtdatahash" xmlns:w16sdtfl="http://schemas.microsoft.com/office/word/2024/wordml/sdtformatlock" xmlns:w16se="http://schemas.microsoft.com/office/word/2015/wordml/symex" xmlns:w16du="http://schemas.microsoft.com/office/word/2023/wordml/word16du" mc:Ignorable="w14 w15 w16se w16cid w16 w16cex w16sdtdh w16sdtfl w16du">
   <w:docDefaults>
     <w:rPrDefault>
       <w:rPr>
@@ -124,7 +1031,7 @@
       </w:pPr>
     </w:pPrDefault>
   </w:docDefaults>
-  <w:latentStyles w:defLockedState="0" w:defUIPriority="99" w:defSemiHidden="0" w:defUnhideWhenUsed="0" w:defQFormat="0" w:count="371">
+  <w:latentStyles w:defLockedState="0" w:defUIPriority="99" w:defSemiHidden="0" w:defUnhideWhenUsed="0" w:defQFormat="0" w:count="376">
     <w:lsdException w:name="Normal" w:uiPriority="0" w:qFormat="1"/>
     <w:lsdException w:name="heading 1" w:uiPriority="9" w:qFormat="1"/>
     <w:lsdException w:name="heading 2" w:semiHidden="1" w:uiPriority="9" w:unhideWhenUsed="1" w:qFormat="1"/>
@@ -496,6 +1403,11 @@
     <w:lsdException w:name="List Table 5 Dark Accent 6" w:uiPriority="50"/>
     <w:lsdException w:name="List Table 6 Colorful Accent 6" w:uiPriority="51"/>
     <w:lsdException w:name="List Table 7 Colorful Accent 6" w:uiPriority="52"/>
+    <w:lsdException w:name="Mention" w:semiHidden="1" w:unhideWhenUsed="1"/>
+    <w:lsdException w:name="Smart Hyperlink" w:semiHidden="1" w:unhideWhenUsed="1"/>
+    <w:lsdException w:name="Hashtag" w:semiHidden="1" w:unhideWhenUsed="1"/>
+    <w:lsdException w:name="Unresolved Mention" w:semiHidden="1" w:unhideWhenUsed="1"/>
+    <w:lsdException w:name="Smart Link" w:semiHidden="1" w:unhideWhenUsed="1"/>
   </w:latentStyles>
   <w:style w:type="paragraph" w:default="1" w:styleId="Normal">
     <w:name w:val="Normal"/>
@@ -703,7 +1615,6 @@
   <w:style w:type="character" w:default="1" w:styleId="DefaultParagraphFont">
     <w:name w:val="Default Paragraph Font"/>
     <w:uiPriority w:val="1"/>
-    <w:semiHidden/>
     <w:unhideWhenUsed/>
   </w:style>
   <w:style w:type="table" w:default="1" w:styleId="TableNormal">
@@ -1021,6 +1932,29 @@
     <w:name w:val="makestylesusernamecell-0-2-1234"/>
     <w:basedOn w:val="DefaultParagraphFont"/>
     <w:rsid w:val="00B84EFB"/>
+  </w:style>
+  <w:style w:type="character" w:styleId="Hyperlink">
+    <w:name w:val="Hyperlink"/>
+    <w:basedOn w:val="DefaultParagraphFont"/>
+    <w:uiPriority w:val="99"/>
+    <w:unhideWhenUsed/>
+    <w:rsid w:val="001F7B9E"/>
+    <w:rPr>
+      <w:color w:val="467886" w:themeColor="hyperlink"/>
+      <w:u w:val="single"/>
+    </w:rPr>
+  </w:style>
+  <w:style w:type="character" w:styleId="UnresolvedMention">
+    <w:name w:val="Unresolved Mention"/>
+    <w:basedOn w:val="DefaultParagraphFont"/>
+    <w:uiPriority w:val="99"/>
+    <w:semiHidden/>
+    <w:unhideWhenUsed/>
+    <w:rsid w:val="001F7B9E"/>
+    <w:rPr>
+      <w:color w:val="605E5C"/>
+      <w:shd w:val="clear" w:color="auto" w:fill="E1DFDD"/>
+    </w:rPr>
   </w:style>
 </w:styles>
 </file>
